--- a/src/OpenXmlHtml.Tests/WordListStyleTests.MixedListTypes.Net.verified.docx
+++ b/src/OpenXmlHtml.Tests/WordListStyleTests.MixedListTypes.Net.verified.docx
@@ -144,7 +144,7 @@
     <p2:multiLevelType p2:val="hybridMultilevel"/>
     <p2:lvl p2:ilvl="0">
       <p2:start p2:val="1"/>
-      <p2:numFmt p2:val="lowerRoman"/>
+      <p2:numFmt p2:val="upperRoman"/>
       <p2:lvlText p2:val="%1)"/>
       <p2:lvlJc p2:val="left"/>
       <p2:pPr>
@@ -153,7 +153,7 @@
     </p2:lvl>
     <p2:lvl p2:ilvl="1">
       <p2:start p2:val="1"/>
-      <p2:numFmt p2:val="lowerRoman"/>
+      <p2:numFmt p2:val="upperRoman"/>
       <p2:lvlText p2:val="%2)"/>
       <p2:lvlJc p2:val="left"/>
       <p2:pPr>
@@ -162,7 +162,7 @@
     </p2:lvl>
     <p2:lvl p2:ilvl="2">
       <p2:start p2:val="1"/>
-      <p2:numFmt p2:val="lowerRoman"/>
+      <p2:numFmt p2:val="upperRoman"/>
       <p2:lvlText p2:val="%3)"/>
       <p2:lvlJc p2:val="left"/>
       <p2:pPr>
@@ -171,7 +171,7 @@
     </p2:lvl>
     <p2:lvl p2:ilvl="3">
       <p2:start p2:val="1"/>
-      <p2:numFmt p2:val="lowerRoman"/>
+      <p2:numFmt p2:val="upperRoman"/>
       <p2:lvlText p2:val="%4)"/>
       <p2:lvlJc p2:val="left"/>
       <p2:pPr>
@@ -180,7 +180,7 @@
     </p2:lvl>
     <p2:lvl p2:ilvl="4">
       <p2:start p2:val="1"/>
-      <p2:numFmt p2:val="lowerRoman"/>
+      <p2:numFmt p2:val="upperRoman"/>
       <p2:lvlText p2:val="%5)"/>
       <p2:lvlJc p2:val="left"/>
       <p2:pPr>
@@ -189,7 +189,7 @@
     </p2:lvl>
     <p2:lvl p2:ilvl="5">
       <p2:start p2:val="1"/>
-      <p2:numFmt p2:val="lowerRoman"/>
+      <p2:numFmt p2:val="upperRoman"/>
       <p2:lvlText p2:val="%6)"/>
       <p2:lvlJc p2:val="left"/>
       <p2:pPr>
@@ -198,7 +198,7 @@
     </p2:lvl>
     <p2:lvl p2:ilvl="6">
       <p2:start p2:val="1"/>
-      <p2:numFmt p2:val="lowerRoman"/>
+      <p2:numFmt p2:val="upperRoman"/>
       <p2:lvlText p2:val="%7)"/>
       <p2:lvlJc p2:val="left"/>
       <p2:pPr>
@@ -207,7 +207,7 @@
     </p2:lvl>
     <p2:lvl p2:ilvl="7">
       <p2:start p2:val="1"/>
-      <p2:numFmt p2:val="lowerRoman"/>
+      <p2:numFmt p2:val="upperRoman"/>
       <p2:lvlText p2:val="%8)"/>
       <p2:lvlJc p2:val="left"/>
       <p2:pPr>
@@ -216,7 +216,7 @@
     </p2:lvl>
     <p2:lvl p2:ilvl="8">
       <p2:start p2:val="1"/>
-      <p2:numFmt p2:val="lowerRoman"/>
+      <p2:numFmt p2:val="upperRoman"/>
       <p2:lvlText p2:val="%9)"/>
       <p2:lvlJc p2:val="left"/>
       <p2:pPr>

--- a/src/OpenXmlHtml.Tests/WordListStyleTests.MixedListTypes.Net.verified.docx
+++ b/src/OpenXmlHtml.Tests/WordListStyleTests.MixedListTypes.Net.verified.docx
@@ -50,6 +50,10 @@
         <w:t xml:space="preserve">Roman numeral</w:t>
       </w:r>
     </w:p>
+    <w:sectPr>
+      <w:pgSz w:w="11906" w:h="16838"/>
+      <w:pgMar w:top="1440" w:right="1440" w:bottom="1440" w:left="1440" w:header="720" w:footer="720" w:gutter="0"/>
+    </w:sectPr>
   </w:body>
 </w:document>
 </file>

--- a/src/OpenXmlHtml.Tests/WordListStyleTests.MixedListTypes.Net.verified.docx
+++ b/src/OpenXmlHtml.Tests/WordListStyleTests.MixedListTypes.Net.verified.docx
@@ -9,6 +9,7 @@
           <w:ilvl w:val="0"/>
           <w:numId w:val="2"/>
         </w:numPr>
+        <w:contextualSpacing/>
       </w:pPr>
       <w:r>
         <w:t xml:space="preserve">Roman numeral </w:t>
@@ -21,6 +22,7 @@
           <w:ilvl w:val="1"/>
           <w:numId w:val="4"/>
         </w:numPr>
+        <w:contextualSpacing/>
       </w:pPr>
       <w:r>
         <w:t xml:space="preserve">Alpha nested</w:t>
@@ -33,6 +35,7 @@
           <w:ilvl w:val="1"/>
           <w:numId w:val="4"/>
         </w:numPr>
+        <w:contextualSpacing/>
       </w:pPr>
       <w:r>
         <w:t xml:space="preserve">Alpha nested</w:t>
@@ -45,6 +48,7 @@
           <w:ilvl w:val="0"/>
           <w:numId w:val="2"/>
         </w:numPr>
+        <w:contextualSpacing/>
       </w:pPr>
       <w:r>
         <w:t xml:space="preserve">Roman numeral</w:t>

--- a/src/OpenXmlHtml.Tests/WordListStyleTests.MixedListTypes.Net.verified.docx
+++ b/src/OpenXmlHtml.Tests/WordListStyleTests.MixedListTypes.Net.verified.docx
@@ -72,7 +72,7 @@
       <p2:lvlText p2:val="%1)"/>
       <p2:lvlJc p2:val="left"/>
       <p2:pPr>
-        <p2:ind p2:left="720" p2:hanging="360"/>
+        <p2:ind p2:left="240" p2:hanging="180"/>
       </p2:pPr>
     </p2:lvl>
     <p2:lvl p2:ilvl="1">
@@ -81,7 +81,7 @@
       <p2:lvlText p2:val="%2)"/>
       <p2:lvlJc p2:val="left"/>
       <p2:pPr>
-        <p2:ind p2:left="1440" p2:hanging="360"/>
+        <p2:ind p2:left="480" p2:hanging="180"/>
       </p2:pPr>
     </p2:lvl>
     <p2:lvl p2:ilvl="2">
@@ -90,7 +90,7 @@
       <p2:lvlText p2:val="%3)"/>
       <p2:lvlJc p2:val="left"/>
       <p2:pPr>
-        <p2:ind p2:left="2160" p2:hanging="360"/>
+        <p2:ind p2:left="720" p2:hanging="180"/>
       </p2:pPr>
     </p2:lvl>
     <p2:lvl p2:ilvl="3">
@@ -99,7 +99,7 @@
       <p2:lvlText p2:val="%4)"/>
       <p2:lvlJc p2:val="left"/>
       <p2:pPr>
-        <p2:ind p2:left="2880" p2:hanging="360"/>
+        <p2:ind p2:left="960" p2:hanging="180"/>
       </p2:pPr>
     </p2:lvl>
     <p2:lvl p2:ilvl="4">
@@ -108,7 +108,7 @@
       <p2:lvlText p2:val="%5)"/>
       <p2:lvlJc p2:val="left"/>
       <p2:pPr>
-        <p2:ind p2:left="3600" p2:hanging="360"/>
+        <p2:ind p2:left="1200" p2:hanging="180"/>
       </p2:pPr>
     </p2:lvl>
     <p2:lvl p2:ilvl="5">
@@ -117,7 +117,7 @@
       <p2:lvlText p2:val="%6)"/>
       <p2:lvlJc p2:val="left"/>
       <p2:pPr>
-        <p2:ind p2:left="4320" p2:hanging="360"/>
+        <p2:ind p2:left="1440" p2:hanging="180"/>
       </p2:pPr>
     </p2:lvl>
     <p2:lvl p2:ilvl="6">
@@ -126,7 +126,7 @@
       <p2:lvlText p2:val="%7)"/>
       <p2:lvlJc p2:val="left"/>
       <p2:pPr>
-        <p2:ind p2:left="5040" p2:hanging="360"/>
+        <p2:ind p2:left="1680" p2:hanging="180"/>
       </p2:pPr>
     </p2:lvl>
     <p2:lvl p2:ilvl="7">
@@ -135,7 +135,7 @@
       <p2:lvlText p2:val="%8)"/>
       <p2:lvlJc p2:val="left"/>
       <p2:pPr>
-        <p2:ind p2:left="5760" p2:hanging="360"/>
+        <p2:ind p2:left="1920" p2:hanging="180"/>
       </p2:pPr>
     </p2:lvl>
     <p2:lvl p2:ilvl="8">
@@ -144,7 +144,7 @@
       <p2:lvlText p2:val="%9)"/>
       <p2:lvlJc p2:val="left"/>
       <p2:pPr>
-        <p2:ind p2:left="6480" p2:hanging="360"/>
+        <p2:ind p2:left="2160" p2:hanging="180"/>
       </p2:pPr>
     </p2:lvl>
   </abstractNum>
@@ -156,7 +156,7 @@
       <p2:lvlText p2:val="%1)"/>
       <p2:lvlJc p2:val="left"/>
       <p2:pPr>
-        <p2:ind p2:left="720" p2:hanging="360"/>
+        <p2:ind p2:left="240" p2:hanging="180"/>
       </p2:pPr>
     </p2:lvl>
     <p2:lvl p2:ilvl="1">
@@ -165,7 +165,7 @@
       <p2:lvlText p2:val="%2)"/>
       <p2:lvlJc p2:val="left"/>
       <p2:pPr>
-        <p2:ind p2:left="1440" p2:hanging="360"/>
+        <p2:ind p2:left="480" p2:hanging="180"/>
       </p2:pPr>
     </p2:lvl>
     <p2:lvl p2:ilvl="2">
@@ -174,7 +174,7 @@
       <p2:lvlText p2:val="%3)"/>
       <p2:lvlJc p2:val="left"/>
       <p2:pPr>
-        <p2:ind p2:left="2160" p2:hanging="360"/>
+        <p2:ind p2:left="720" p2:hanging="180"/>
       </p2:pPr>
     </p2:lvl>
     <p2:lvl p2:ilvl="3">
@@ -183,7 +183,7 @@
       <p2:lvlText p2:val="%4)"/>
       <p2:lvlJc p2:val="left"/>
       <p2:pPr>
-        <p2:ind p2:left="2880" p2:hanging="360"/>
+        <p2:ind p2:left="960" p2:hanging="180"/>
       </p2:pPr>
     </p2:lvl>
     <p2:lvl p2:ilvl="4">
@@ -192,7 +192,7 @@
       <p2:lvlText p2:val="%5)"/>
       <p2:lvlJc p2:val="left"/>
       <p2:pPr>
-        <p2:ind p2:left="3600" p2:hanging="360"/>
+        <p2:ind p2:left="1200" p2:hanging="180"/>
       </p2:pPr>
     </p2:lvl>
     <p2:lvl p2:ilvl="5">
@@ -201,7 +201,7 @@
       <p2:lvlText p2:val="%6)"/>
       <p2:lvlJc p2:val="left"/>
       <p2:pPr>
-        <p2:ind p2:left="4320" p2:hanging="360"/>
+        <p2:ind p2:left="1440" p2:hanging="180"/>
       </p2:pPr>
     </p2:lvl>
     <p2:lvl p2:ilvl="6">
@@ -210,7 +210,7 @@
       <p2:lvlText p2:val="%7)"/>
       <p2:lvlJc p2:val="left"/>
       <p2:pPr>
-        <p2:ind p2:left="5040" p2:hanging="360"/>
+        <p2:ind p2:left="1680" p2:hanging="180"/>
       </p2:pPr>
     </p2:lvl>
     <p2:lvl p2:ilvl="7">
@@ -219,7 +219,7 @@
       <p2:lvlText p2:val="%8)"/>
       <p2:lvlJc p2:val="left"/>
       <p2:pPr>
-        <p2:ind p2:left="5760" p2:hanging="360"/>
+        <p2:ind p2:left="1920" p2:hanging="180"/>
       </p2:pPr>
     </p2:lvl>
     <p2:lvl p2:ilvl="8">
@@ -228,7 +228,7 @@
       <p2:lvlText p2:val="%9)"/>
       <p2:lvlJc p2:val="left"/>
       <p2:pPr>
-        <p2:ind p2:left="6480" p2:hanging="360"/>
+        <p2:ind p2:left="2160" p2:hanging="180"/>
       </p2:pPr>
     </p2:lvl>
   </abstractNum>

--- a/src/OpenXmlHtml.Tests/WordListStyleTests.MixedListTypes.Net.verified.docx
+++ b/src/OpenXmlHtml.Tests/WordListStyleTests.MixedListTypes.Net.verified.docx
@@ -72,7 +72,7 @@
       <p2:lvlText p2:val="%1)"/>
       <p2:lvlJc p2:val="left"/>
       <p2:pPr>
-        <p2:ind p2:left="240" p2:hanging="180"/>
+        <p2:ind p2:left="480" p2:hanging="240"/>
       </p2:pPr>
     </p2:lvl>
     <p2:lvl p2:ilvl="1">
@@ -81,7 +81,7 @@
       <p2:lvlText p2:val="%2)"/>
       <p2:lvlJc p2:val="left"/>
       <p2:pPr>
-        <p2:ind p2:left="480" p2:hanging="180"/>
+        <p2:ind p2:left="960" p2:hanging="240"/>
       </p2:pPr>
     </p2:lvl>
     <p2:lvl p2:ilvl="2">
@@ -90,7 +90,7 @@
       <p2:lvlText p2:val="%3)"/>
       <p2:lvlJc p2:val="left"/>
       <p2:pPr>
-        <p2:ind p2:left="720" p2:hanging="180"/>
+        <p2:ind p2:left="1440" p2:hanging="240"/>
       </p2:pPr>
     </p2:lvl>
     <p2:lvl p2:ilvl="3">
@@ -99,7 +99,7 @@
       <p2:lvlText p2:val="%4)"/>
       <p2:lvlJc p2:val="left"/>
       <p2:pPr>
-        <p2:ind p2:left="960" p2:hanging="180"/>
+        <p2:ind p2:left="1920" p2:hanging="240"/>
       </p2:pPr>
     </p2:lvl>
     <p2:lvl p2:ilvl="4">
@@ -108,7 +108,7 @@
       <p2:lvlText p2:val="%5)"/>
       <p2:lvlJc p2:val="left"/>
       <p2:pPr>
-        <p2:ind p2:left="1200" p2:hanging="180"/>
+        <p2:ind p2:left="2400" p2:hanging="240"/>
       </p2:pPr>
     </p2:lvl>
     <p2:lvl p2:ilvl="5">
@@ -117,7 +117,7 @@
       <p2:lvlText p2:val="%6)"/>
       <p2:lvlJc p2:val="left"/>
       <p2:pPr>
-        <p2:ind p2:left="1440" p2:hanging="180"/>
+        <p2:ind p2:left="2880" p2:hanging="240"/>
       </p2:pPr>
     </p2:lvl>
     <p2:lvl p2:ilvl="6">
@@ -126,7 +126,7 @@
       <p2:lvlText p2:val="%7)"/>
       <p2:lvlJc p2:val="left"/>
       <p2:pPr>
-        <p2:ind p2:left="1680" p2:hanging="180"/>
+        <p2:ind p2:left="3360" p2:hanging="240"/>
       </p2:pPr>
     </p2:lvl>
     <p2:lvl p2:ilvl="7">
@@ -135,7 +135,7 @@
       <p2:lvlText p2:val="%8)"/>
       <p2:lvlJc p2:val="left"/>
       <p2:pPr>
-        <p2:ind p2:left="1920" p2:hanging="180"/>
+        <p2:ind p2:left="3840" p2:hanging="240"/>
       </p2:pPr>
     </p2:lvl>
     <p2:lvl p2:ilvl="8">
@@ -144,7 +144,7 @@
       <p2:lvlText p2:val="%9)"/>
       <p2:lvlJc p2:val="left"/>
       <p2:pPr>
-        <p2:ind p2:left="2160" p2:hanging="180"/>
+        <p2:ind p2:left="4320" p2:hanging="240"/>
       </p2:pPr>
     </p2:lvl>
   </abstractNum>
@@ -156,7 +156,7 @@
       <p2:lvlText p2:val="%1)"/>
       <p2:lvlJc p2:val="left"/>
       <p2:pPr>
-        <p2:ind p2:left="240" p2:hanging="180"/>
+        <p2:ind p2:left="480" p2:hanging="240"/>
       </p2:pPr>
     </p2:lvl>
     <p2:lvl p2:ilvl="1">
@@ -165,7 +165,7 @@
       <p2:lvlText p2:val="%2)"/>
       <p2:lvlJc p2:val="left"/>
       <p2:pPr>
-        <p2:ind p2:left="480" p2:hanging="180"/>
+        <p2:ind p2:left="960" p2:hanging="240"/>
       </p2:pPr>
     </p2:lvl>
     <p2:lvl p2:ilvl="2">
@@ -174,7 +174,7 @@
       <p2:lvlText p2:val="%3)"/>
       <p2:lvlJc p2:val="left"/>
       <p2:pPr>
-        <p2:ind p2:left="720" p2:hanging="180"/>
+        <p2:ind p2:left="1440" p2:hanging="240"/>
       </p2:pPr>
     </p2:lvl>
     <p2:lvl p2:ilvl="3">
@@ -183,7 +183,7 @@
       <p2:lvlText p2:val="%4)"/>
       <p2:lvlJc p2:val="left"/>
       <p2:pPr>
-        <p2:ind p2:left="960" p2:hanging="180"/>
+        <p2:ind p2:left="1920" p2:hanging="240"/>
       </p2:pPr>
     </p2:lvl>
     <p2:lvl p2:ilvl="4">
@@ -192,7 +192,7 @@
       <p2:lvlText p2:val="%5)"/>
       <p2:lvlJc p2:val="left"/>
       <p2:pPr>
-        <p2:ind p2:left="1200" p2:hanging="180"/>
+        <p2:ind p2:left="2400" p2:hanging="240"/>
       </p2:pPr>
     </p2:lvl>
     <p2:lvl p2:ilvl="5">
@@ -201,7 +201,7 @@
       <p2:lvlText p2:val="%6)"/>
       <p2:lvlJc p2:val="left"/>
       <p2:pPr>
-        <p2:ind p2:left="1440" p2:hanging="180"/>
+        <p2:ind p2:left="2880" p2:hanging="240"/>
       </p2:pPr>
     </p2:lvl>
     <p2:lvl p2:ilvl="6">
@@ -210,7 +210,7 @@
       <p2:lvlText p2:val="%7)"/>
       <p2:lvlJc p2:val="left"/>
       <p2:pPr>
-        <p2:ind p2:left="1680" p2:hanging="180"/>
+        <p2:ind p2:left="3360" p2:hanging="240"/>
       </p2:pPr>
     </p2:lvl>
     <p2:lvl p2:ilvl="7">
@@ -219,7 +219,7 @@
       <p2:lvlText p2:val="%8)"/>
       <p2:lvlJc p2:val="left"/>
       <p2:pPr>
-        <p2:ind p2:left="1920" p2:hanging="180"/>
+        <p2:ind p2:left="3840" p2:hanging="240"/>
       </p2:pPr>
     </p2:lvl>
     <p2:lvl p2:ilvl="8">
@@ -228,7 +228,7 @@
       <p2:lvlText p2:val="%9)"/>
       <p2:lvlJc p2:val="left"/>
       <p2:pPr>
-        <p2:ind p2:left="2160" p2:hanging="180"/>
+        <p2:ind p2:left="4320" p2:hanging="240"/>
       </p2:pPr>
     </p2:lvl>
   </abstractNum>
